--- a/Documentacao/Documentação-Projeto-Pessoal.docx
+++ b/Documentacao/Documentação-Projeto-Pessoal.docx
@@ -615,6 +615,8 @@
         <w:spacing w:after="160" w:line="279" w:lineRule="auto"/>
         <w:jc w:val="both"/>
         <w:rPr>
+          <w:sz w:val="24"/>
+          <w:szCs w:val="24"/>
           <w:lang w:val="pt-BR"/>
         </w:rPr>
       </w:pPr>
@@ -629,18 +631,22 @@
     </w:p>
     <w:p>
       <w:pPr>
-        <w:spacing w:after="80"/>
-        <w:rPr>
-          <w:sz w:val="24"/>
-          <w:szCs w:val="24"/>
-          <w:lang w:val="pt-BR"/>
-        </w:rPr>
-      </w:pPr>
-    </w:p>
-    <w:p>
-      <w:pPr>
-        <w:spacing w:after="80"/>
-        <w:rPr>
+        <w:spacing w:after="160" w:line="279" w:lineRule="auto"/>
+        <w:jc w:val="both"/>
+        <w:rPr>
+          <w:sz w:val="24"/>
+          <w:szCs w:val="24"/>
+          <w:lang w:val="pt-BR"/>
+        </w:rPr>
+      </w:pPr>
+    </w:p>
+    <w:p>
+      <w:pPr>
+        <w:spacing w:after="160" w:line="279" w:lineRule="auto"/>
+        <w:jc w:val="both"/>
+        <w:rPr>
+          <w:sz w:val="24"/>
+          <w:szCs w:val="24"/>
           <w:lang w:val="pt-BR"/>
         </w:rPr>
       </w:pPr>
@@ -661,161 +667,152 @@
           <w:lang w:val="pt-BR"/>
         </w:rPr>
         <w:lastRenderedPageBreak/>
-        <w:t>- PROTÓTIPO DO SITE DO PROJETO</w:t>
+        <w:t xml:space="preserve">- </w:t>
+      </w:r>
+      <w:r>
+        <w:rPr>
+          <w:b/>
+          <w:bCs/>
+          <w:sz w:val="24"/>
+          <w:szCs w:val="24"/>
+          <w:lang w:val="pt-BR"/>
+        </w:rPr>
+        <w:t xml:space="preserve">ODS 5 – IGUALDADE DE GÊNERO  </w:t>
+      </w:r>
+      <w:r>
+        <w:rPr>
+          <w:lang w:val="pt-BR"/>
+        </w:rPr>
+        <w:br/>
+      </w:r>
+      <w:bookmarkStart w:id="0" w:name="OLE_LINK2"/>
+      <w:r>
+        <w:rPr>
+          <w:b/>
+          <w:bCs/>
+          <w:sz w:val="24"/>
+          <w:szCs w:val="24"/>
+          <w:lang w:val="pt-BR"/>
+        </w:rPr>
+        <w:t xml:space="preserve">           </w:t>
+      </w:r>
+      <w:r>
+        <w:rPr>
+          <w:b/>
+          <w:bCs/>
+          <w:sz w:val="24"/>
+          <w:szCs w:val="24"/>
+          <w:lang w:val="pt-BR"/>
+        </w:rPr>
+        <w:t xml:space="preserve">                                                                                    </w:t>
+      </w:r>
+      <w:r>
+        <w:rPr>
+          <w:b/>
+          <w:bCs/>
+          <w:sz w:val="24"/>
+          <w:szCs w:val="24"/>
+          <w:lang w:val="pt-BR"/>
+        </w:rPr>
+        <w:t xml:space="preserve">         </w:t>
+      </w:r>
+      <w:r>
+        <w:rPr>
+          <w:b/>
+          <w:bCs/>
+          <w:sz w:val="24"/>
+          <w:szCs w:val="24"/>
+          <w:lang w:val="pt-BR"/>
+        </w:rPr>
+        <w:t xml:space="preserve">            </w:t>
+      </w:r>
+      <w:r>
+        <w:rPr>
+          <w:b/>
+          <w:bCs/>
+          <w:sz w:val="24"/>
+          <w:szCs w:val="24"/>
+          <w:lang w:val="pt-BR"/>
+        </w:rPr>
+        <w:t xml:space="preserve">         </w:t>
+      </w:r>
+      <w:bookmarkEnd w:id="0"/>
+      <w:r>
+        <w:rPr>
+          <w:b/>
+          <w:bCs/>
+          <w:sz w:val="24"/>
+          <w:szCs w:val="24"/>
+          <w:lang w:val="pt-BR"/>
+        </w:rPr>
+        <w:t xml:space="preserve"> </w:t>
+      </w:r>
+      <w:r>
+        <w:rPr>
+          <w:lang w:val="pt-BR"/>
+        </w:rPr>
+        <w:drawing>
+          <wp:inline distT="0" distB="0" distL="0" distR="0" wp14:anchorId="5456E65B" wp14:editId="14E028B6">
+            <wp:extent cx="398690" cy="401676"/>
+            <wp:effectExtent l="0" t="0" r="0" b="5080"/>
+            <wp:docPr id="757095239" name="Picture 1"/>
+            <wp:cNvGraphicFramePr>
+              <a:graphicFrameLocks xmlns:a="http://schemas.openxmlformats.org/drawingml/2006/main" noChangeAspect="1"/>
+            </wp:cNvGraphicFramePr>
+            <a:graphic xmlns:a="http://schemas.openxmlformats.org/drawingml/2006/main">
+              <a:graphicData uri="http://schemas.openxmlformats.org/drawingml/2006/picture">
+                <pic:pic xmlns:pic="http://schemas.openxmlformats.org/drawingml/2006/picture">
+                  <pic:nvPicPr>
+                    <pic:cNvPr id="757095239" name=""/>
+                    <pic:cNvPicPr/>
+                  </pic:nvPicPr>
+                  <pic:blipFill>
+                    <a:blip r:embed="rId5"/>
+                    <a:stretch>
+                      <a:fillRect/>
+                    </a:stretch>
+                  </pic:blipFill>
+                  <pic:spPr>
+                    <a:xfrm>
+                      <a:off x="0" y="0"/>
+                      <a:ext cx="450026" cy="453397"/>
+                    </a:xfrm>
+                    <a:prstGeom prst="rect">
+                      <a:avLst/>
+                    </a:prstGeom>
+                  </pic:spPr>
+                </pic:pic>
+              </a:graphicData>
+            </a:graphic>
+          </wp:inline>
+        </w:drawing>
+      </w:r>
+      <w:r>
+        <w:rPr>
+          <w:lang w:val="pt-BR"/>
+        </w:rPr>
+        <w:br/>
+      </w:r>
+      <w:r>
+        <w:rPr>
+          <w:lang w:val="pt-BR"/>
+        </w:rPr>
+        <w:br/>
+      </w:r>
+      <w:r>
+        <w:rPr>
+          <w:lang w:val="pt-BR"/>
+        </w:rPr>
+        <w:t>O projeto se relaciona com o ODS 5 da ONU — Igualdade de Gênero — por meio de Ellie, protagonista da franquia. Ela é uma jovem mulher que lidera a narrativa em um gênero dominado por protagonistas masculinos e, além disso, é uma personagem homossexual, cuja orientação sexual é retratada de forma natural ao longo dos jogos, representando positivamente a diversidade de gênero na mídia.</w:t>
       </w:r>
     </w:p>
     <w:p>
       <w:pPr>
         <w:spacing w:after="160" w:line="279" w:lineRule="auto"/>
-        <w:jc w:val="both"/>
-        <w:rPr>
-          <w:lang w:val="pt-BR"/>
-        </w:rPr>
-      </w:pPr>
-      <w:r>
-        <w:rPr>
-          <w:sz w:val="24"/>
-          <w:szCs w:val="24"/>
-          <w:lang w:val="pt-BR"/>
-        </w:rPr>
-        <w:t xml:space="preserve">O site está sendo desenvolvido com visual inspirado na franquia. A página inicial já está </w:t>
-      </w:r>
-      <w:r>
-        <w:rPr>
-          <w:sz w:val="24"/>
-          <w:szCs w:val="24"/>
-          <w:lang w:val="pt-BR"/>
-        </w:rPr>
-        <w:t xml:space="preserve">em andamento </w:t>
-      </w:r>
-      <w:r>
-        <w:rPr>
-          <w:sz w:val="24"/>
-          <w:szCs w:val="24"/>
-          <w:lang w:val="pt-BR"/>
-        </w:rPr>
-        <w:t>com cabeçalho, menu de navegação, banner com imagem de fundo e seção com informações sobre as Partes I e II do jogo</w:t>
-      </w:r>
-      <w:r>
-        <w:rPr>
-          <w:sz w:val="24"/>
-          <w:szCs w:val="24"/>
-          <w:lang w:val="pt-BR"/>
-        </w:rPr>
-        <w:t xml:space="preserve"> prontos</w:t>
-      </w:r>
-      <w:r>
-        <w:rPr>
-          <w:sz w:val="24"/>
-          <w:szCs w:val="24"/>
-          <w:lang w:val="pt-BR"/>
-        </w:rPr>
-        <w:t>.</w:t>
-      </w:r>
-    </w:p>
-    <w:p>
-      <w:pPr>
-        <w:spacing w:after="160" w:line="279" w:lineRule="auto"/>
-        <w:jc w:val="both"/>
-        <w:rPr>
-          <w:lang w:val="pt-BR"/>
-        </w:rPr>
-      </w:pPr>
-      <w:r>
-        <w:rPr>
-          <w:sz w:val="24"/>
-          <w:szCs w:val="24"/>
-          <w:lang w:val="pt-BR"/>
-        </w:rPr>
-        <w:t>As próximas etapas são: criar as páginas de Lore, Quiz, Login e Cadastro, e integrar o banco de dados MySQL ao site via API.</w:t>
-      </w:r>
-    </w:p>
-    <w:p>
-      <w:pPr>
-        <w:spacing w:after="160" w:line="279" w:lineRule="auto"/>
-        <w:jc w:val="both"/>
-        <w:rPr>
-          <w:lang w:val="pt-BR"/>
-        </w:rPr>
-      </w:pPr>
-      <w:r>
-        <w:rPr>
-          <w:sz w:val="24"/>
-          <w:szCs w:val="24"/>
-          <w:lang w:val="pt-BR"/>
-        </w:rPr>
-        <w:t xml:space="preserve">O andamento do projeto está sendo acompanhado pelo </w:t>
-      </w:r>
-      <w:proofErr w:type="spellStart"/>
-      <w:r>
-        <w:rPr>
-          <w:sz w:val="24"/>
-          <w:szCs w:val="24"/>
-          <w:lang w:val="pt-BR"/>
-        </w:rPr>
-        <w:t>Trello</w:t>
-      </w:r>
-      <w:proofErr w:type="spellEnd"/>
-      <w:r>
-        <w:rPr>
-          <w:sz w:val="24"/>
-          <w:szCs w:val="24"/>
-          <w:lang w:val="pt-BR"/>
-        </w:rPr>
-        <w:t xml:space="preserve">, com as seguintes tarefas: Em Andamento — Documentação, </w:t>
-      </w:r>
-      <w:proofErr w:type="spellStart"/>
-      <w:r>
-        <w:rPr>
-          <w:sz w:val="24"/>
-          <w:szCs w:val="24"/>
-          <w:lang w:val="pt-BR"/>
-        </w:rPr>
-        <w:t>Trelo</w:t>
-      </w:r>
-      <w:proofErr w:type="spellEnd"/>
-      <w:r>
-        <w:rPr>
-          <w:sz w:val="24"/>
-          <w:szCs w:val="24"/>
-          <w:lang w:val="pt-BR"/>
-        </w:rPr>
-        <w:t xml:space="preserve"> e Página Home. A Fazer — Criar Banco de Dados, Configurar Web-Data-</w:t>
-      </w:r>
-      <w:proofErr w:type="spellStart"/>
-      <w:r>
-        <w:rPr>
-          <w:sz w:val="24"/>
-          <w:szCs w:val="24"/>
-          <w:lang w:val="pt-BR"/>
-        </w:rPr>
-        <w:t>Viz</w:t>
-      </w:r>
-      <w:proofErr w:type="spellEnd"/>
-      <w:r>
-        <w:rPr>
-          <w:sz w:val="24"/>
-          <w:szCs w:val="24"/>
-          <w:lang w:val="pt-BR"/>
-        </w:rPr>
-        <w:t>, Quiz, Página de Cadastro, Página de Login, integração com API, implementação de FOR e vetor e Montar Apresentação. Concluído — Definição do Tema.</w:t>
-      </w:r>
-    </w:p>
-    <w:p>
-      <w:pPr>
-        <w:spacing w:after="160" w:line="279" w:lineRule="auto"/>
-        <w:rPr>
-          <w:lang w:val="pt-BR"/>
-        </w:rPr>
-      </w:pPr>
-      <w:r>
-        <w:rPr>
-          <w:sz w:val="24"/>
-          <w:szCs w:val="24"/>
-          <w:lang w:val="pt-BR"/>
-        </w:rPr>
-        <w:t>Link para visualização do protótipo: (a ser adicionado)</w:t>
-      </w:r>
+        <w:rPr>
+          <w:lang w:val="pt-BR"/>
+        </w:rPr>
+      </w:pPr>
     </w:p>
     <w:sectPr>
       <w:pgSz w:w="11906" w:h="16838"/>
@@ -1380,6 +1377,7 @@
   <w:style w:type="paragraph" w:default="1" w:styleId="Normal">
     <w:name w:val="Normal"/>
     <w:qFormat/>
+    <w:rsid w:val="009701BB"/>
   </w:style>
   <w:style w:type="paragraph" w:styleId="Heading1">
     <w:name w:val="heading 1"/>
@@ -1574,6 +1572,18 @@
     <w:rPr>
       <w:sz w:val="20"/>
       <w:szCs w:val="20"/>
+    </w:rPr>
+  </w:style>
+  <w:style w:type="paragraph" w:customStyle="1" w:styleId="font-claude-response-body">
+    <w:name w:val="font-claude-response-body"/>
+    <w:basedOn w:val="Normal"/>
+    <w:rsid w:val="009701BB"/>
+    <w:pPr>
+      <w:spacing w:before="100" w:beforeAutospacing="1" w:after="100" w:afterAutospacing="1"/>
+    </w:pPr>
+    <w:rPr>
+      <w:sz w:val="24"/>
+      <w:szCs w:val="24"/>
     </w:rPr>
   </w:style>
 </w:styles>
